--- a/Science Books/Physics/Volume overview/40 - What If Everything Is Made of Tangles_ - FINAL.docx
+++ b/Science Books/Physics/Volume overview/40 - What If Everything Is Made of Tangles_ - FINAL.docx
@@ -167,7 +167,7 @@
         <w:jc w:val="both"/>
       </w:pPr>
       <w:r>
-        <w:t xml:space="preserve">The attraction is obvious. Modern physics has several extraordinarily successful theories. Quantum field theory. The Standard Model.</w:t>
+        <w:t>The attraction is obvious. Modern physics has several remarkably successful theories. Quantum field theory. The Standard Model.</w:t>
       </w:r>
     </w:p>
     <w:p>

--- a/Science Books/Physics/Volume overview/40 - What If Everything Is Made of Tangles_ - FINAL.docx
+++ b/Science Books/Physics/Volume overview/40 - What If Everything Is Made of Tangles_ - FINAL.docx
@@ -40,6 +40,19 @@
       </w:pPr>
       <w:r>
         <w:t>The Strand Model — A Very Strange Bet</w:t>
+      </w:r>
+    </w:p>
+    <w:p>
+      <w:pPr>
+        <w:jc w:val="both"/>
+      </w:pPr>
+      <w:r>
+        <w:rPr>
+          <w:b/>
+          <w:i/>
+          <w:color w:val="C00000"/>
+        </w:rPr>
+        <w:t xml:space="preserve">STATUS 2026-10-01 — MERGED, not a separate chapter. This source draft has been fully developed in Physics Vol. 3, Ch. 10, “Knots, Strands and One Tiny Rule: A Case Study in Speculation” (about 2,340 words), which merges plan items 40, 41, 42 and 43. Edit the chapter there. This file is kept unchanged below only as the original draft, so it is not duplicated as a second chapter.</w:t>
       </w:r>
     </w:p>
     <w:p>

--- a/Science Books/Physics/Volume overview/40 - What If Everything Is Made of Tangles_ - FINAL.docx
+++ b/Science Books/Physics/Volume overview/40 - What If Everything Is Made of Tangles_ - FINAL.docx
@@ -9,7 +9,7 @@
         <w:jc w:val="center"/>
       </w:pPr>
       <w:r>
-        <w:t>Science for Everyone</w:t>
+        <w:t>Physics, Actually</w:t>
       </w:r>
     </w:p>
     <w:p>
